--- a/linux_assignment.docx
+++ b/linux_assignment.docx
@@ -17,6 +17,14 @@
           <w:color w:val="4EA72E" w:themeColor="accent6"/>
         </w:rPr>
         <w:t xml:space="preserve">GitHub link : </w:t>
+      </w:r>
+      <w:r>
+        <w:rPr>
+          <w:b/>
+          <w:bCs/>
+          <w:color w:val="4EA72E" w:themeColor="accent6"/>
+        </w:rPr>
+        <w:t>http://github.com/SujataHoonalli/MY_GITHUB_WORK</w:t>
       </w:r>
     </w:p>
     <w:p>
@@ -143,34 +151,18 @@
         <w:ind w:left="720"/>
       </w:pPr>
       <w:r>
-        <w:t xml:space="preserve">Run command  : </w:t>
-      </w:r>
-      <w:proofErr w:type="spellStart"/>
-      <w:r>
-        <w:t>sudo</w:t>
-      </w:r>
-      <w:proofErr w:type="spellEnd"/>
-      <w:r>
-        <w:t xml:space="preserve"> </w:t>
-      </w:r>
-      <w:proofErr w:type="spellStart"/>
-      <w:r>
-        <w:t>adduse</w:t>
-      </w:r>
-      <w:r>
-        <w:t>r</w:t>
-      </w:r>
-      <w:proofErr w:type="spellEnd"/>
-      <w:r>
-        <w:t xml:space="preserve"> &lt;</w:t>
-      </w:r>
-      <w:proofErr w:type="spellStart"/>
-      <w:r>
-        <w:t>new_user_name</w:t>
-      </w:r>
-      <w:proofErr w:type="spellEnd"/>
-      <w:r>
-        <w:t>&gt;</w:t>
+        <w:t xml:space="preserve">Run </w:t>
+      </w:r>
+      <w:proofErr w:type="gramStart"/>
+      <w:r>
+        <w:t>command  :</w:t>
+      </w:r>
+      <w:proofErr w:type="gramEnd"/>
+      <w:r>
+        <w:t xml:space="preserve"> sudo adduse</w:t>
+      </w:r>
+      <w:r>
+        <w:t>r &lt;new_user_name&gt;</w:t>
       </w:r>
       <w:r>
         <w:br/>
@@ -234,15 +226,15 @@
         <w:ind w:left="720"/>
       </w:pPr>
       <w:r>
-        <w:t>To check whether new user is created or not , Run : id &lt;</w:t>
-      </w:r>
-      <w:proofErr w:type="spellStart"/>
-      <w:r>
-        <w:t>new_user_name</w:t>
-      </w:r>
-      <w:proofErr w:type="spellEnd"/>
-      <w:r>
-        <w:t xml:space="preserve">&gt; </w:t>
+        <w:t xml:space="preserve">To check whether new user is created or </w:t>
+      </w:r>
+      <w:proofErr w:type="gramStart"/>
+      <w:r>
+        <w:t>not ,</w:t>
+      </w:r>
+      <w:proofErr w:type="gramEnd"/>
+      <w:r>
+        <w:t xml:space="preserve"> Run : id &lt;new_user_name&gt; </w:t>
       </w:r>
     </w:p>
     <w:p>
@@ -250,23 +242,7 @@
         <w:ind w:left="720"/>
       </w:pPr>
       <w:r>
-        <w:t>Or ls -</w:t>
-      </w:r>
-      <w:proofErr w:type="spellStart"/>
-      <w:r>
-        <w:t>ld</w:t>
-      </w:r>
-      <w:proofErr w:type="spellEnd"/>
-      <w:r>
-        <w:t xml:space="preserve"> /home/&lt;</w:t>
-      </w:r>
-      <w:proofErr w:type="spellStart"/>
-      <w:r>
-        <w:t>new_user_name</w:t>
-      </w:r>
-      <w:proofErr w:type="spellEnd"/>
-      <w:r>
-        <w:t>&gt;</w:t>
+        <w:t>Or ls -ld /home/&lt;new_user_name&gt;</w:t>
       </w:r>
       <w:r>
         <w:br/>
@@ -276,10 +252,18 @@
       </w:r>
       <w:r>
         <w:lastRenderedPageBreak/>
-        <w:t xml:space="preserve">If we get a expected result as highlighted in green </w:t>
-      </w:r>
-      <w:r>
-        <w:t>, it means new user is created properly</w:t>
+        <w:t xml:space="preserve">If we get a expected result as highlighted in </w:t>
+      </w:r>
+      <w:proofErr w:type="gramStart"/>
+      <w:r>
+        <w:t xml:space="preserve">green </w:t>
+      </w:r>
+      <w:r>
+        <w:t>,</w:t>
+      </w:r>
+      <w:proofErr w:type="gramEnd"/>
+      <w:r>
+        <w:t xml:space="preserve"> it means new user is created properly</w:t>
       </w:r>
     </w:p>
     <w:p>
@@ -290,26 +274,18 @@
     <w:p>
       <w:r>
         <w:tab/>
-        <w:t xml:space="preserve">Run command : </w:t>
-      </w:r>
-      <w:proofErr w:type="spellStart"/>
-      <w:r>
-        <w:t>su</w:t>
-      </w:r>
-      <w:proofErr w:type="spellEnd"/>
-      <w:r>
-        <w:t xml:space="preserve"> </w:t>
-      </w:r>
-      <w:r>
-        <w:t>&lt;</w:t>
-      </w:r>
-      <w:proofErr w:type="spellStart"/>
-      <w:r>
-        <w:t>new_user_name</w:t>
-      </w:r>
-      <w:proofErr w:type="spellEnd"/>
-      <w:r>
-        <w:t>&gt;</w:t>
+        <w:t xml:space="preserve">Run </w:t>
+      </w:r>
+      <w:proofErr w:type="gramStart"/>
+      <w:r>
+        <w:t>command :</w:t>
+      </w:r>
+      <w:proofErr w:type="gramEnd"/>
+      <w:r>
+        <w:t xml:space="preserve"> su </w:t>
+      </w:r>
+      <w:r>
+        <w:t>&lt;new_user_name&gt;</w:t>
       </w:r>
       <w:r>
         <w:br/>
@@ -381,7 +357,6 @@
       <w:r>
         <w:t xml:space="preserve">observe user is changed from </w:t>
       </w:r>
-      <w:proofErr w:type="spellStart"/>
       <w:r>
         <w:rPr>
           <w:b/>
@@ -389,11 +364,9 @@
         </w:rPr>
         <w:t>ubutu</w:t>
       </w:r>
-      <w:proofErr w:type="spellEnd"/>
       <w:r>
         <w:t xml:space="preserve"> to </w:t>
       </w:r>
-      <w:proofErr w:type="spellStart"/>
       <w:r>
         <w:rPr>
           <w:b/>
@@ -401,7 +374,6 @@
         </w:rPr>
         <w:t>new_user_sujata</w:t>
       </w:r>
-      <w:proofErr w:type="spellEnd"/>
     </w:p>
     <w:p/>
     <w:p>
@@ -424,7 +396,15 @@
     <w:p>
       <w:r>
         <w:tab/>
-        <w:t>Run command : ssh-keygen</w:t>
+        <w:t xml:space="preserve">Run </w:t>
+      </w:r>
+      <w:proofErr w:type="gramStart"/>
+      <w:r>
+        <w:t>command :</w:t>
+      </w:r>
+      <w:proofErr w:type="gramEnd"/>
+      <w:r>
+        <w:t xml:space="preserve"> ssh-keygen</w:t>
       </w:r>
       <w:r>
         <w:br/>
@@ -513,16 +493,19 @@
         <w:t>generated,</w:t>
       </w:r>
       <w:r>
-        <w:t xml:space="preserve"> go to particular path, here</w:t>
-      </w:r>
-      <w:r>
-        <w:t xml:space="preserve"> cd home/</w:t>
-      </w:r>
-      <w:proofErr w:type="spellStart"/>
-      <w:r>
-        <w:t>new_user_sujata</w:t>
-      </w:r>
-      <w:proofErr w:type="spellEnd"/>
+        <w:t xml:space="preserve"> go to </w:t>
+      </w:r>
+      <w:proofErr w:type="gramStart"/>
+      <w:r>
+        <w:t>particular path</w:t>
+      </w:r>
+      <w:proofErr w:type="gramEnd"/>
+      <w:r>
+        <w:t>, here</w:t>
+      </w:r>
+      <w:r>
+        <w:t xml:space="preserve"> cd home/new_user_sujata</w:t>
+      </w:r>
     </w:p>
     <w:p>
       <w:pPr>
@@ -540,15 +523,7 @@
         <w:t xml:space="preserve">Step 6: </w:t>
       </w:r>
       <w:r>
-        <w:t xml:space="preserve">Create the </w:t>
-      </w:r>
-      <w:proofErr w:type="spellStart"/>
-      <w:r>
-        <w:t>authorized_keys</w:t>
-      </w:r>
-      <w:proofErr w:type="spellEnd"/>
-      <w:r>
-        <w:t xml:space="preserve"> file by copying the public key:</w:t>
+        <w:t>Create the authorized_keys file by copying the public key:</w:t>
       </w:r>
     </w:p>
     <w:p>
@@ -563,13 +538,8 @@
         <w:t xml:space="preserve"> </w:t>
       </w:r>
       <w:r>
-        <w:t xml:space="preserve">cp id_ed25519.pub </w:t>
-      </w:r>
-      <w:proofErr w:type="spellStart"/>
-      <w:r>
-        <w:t>authorized_keys</w:t>
-      </w:r>
-      <w:proofErr w:type="spellEnd"/>
+        <w:t>cp id_ed25519.pub authorized_keys</w:t>
+      </w:r>
     </w:p>
     <w:p>
       <w:r>
@@ -705,11 +675,9 @@
       <w:r>
         <w:t xml:space="preserve">onnect to AWS EC2 </w:t>
       </w:r>
-      <w:proofErr w:type="spellStart"/>
       <w:r>
         <w:t>linux</w:t>
       </w:r>
-      <w:proofErr w:type="spellEnd"/>
       <w:r>
         <w:t xml:space="preserve"> </w:t>
       </w:r>
@@ -880,23 +848,10 @@
         <w:ind w:firstLine="720"/>
       </w:pPr>
       <w:r>
-        <w:t xml:space="preserve">Run command: </w:t>
-      </w:r>
-      <w:proofErr w:type="spellStart"/>
-      <w:r>
-        <w:t>sudo</w:t>
-      </w:r>
-      <w:proofErr w:type="spellEnd"/>
-      <w:r>
-        <w:t xml:space="preserve"> </w:t>
-      </w:r>
-      <w:proofErr w:type="spellStart"/>
-      <w:r>
-        <w:t>su</w:t>
-      </w:r>
-      <w:proofErr w:type="spellEnd"/>
-      <w:r>
-        <w:t xml:space="preserve"> root</w:t>
+        <w:t xml:space="preserve">Run command: sudo </w:t>
+      </w:r>
+      <w:r>
+        <w:t>su root</w:t>
       </w:r>
     </w:p>
     <w:p>
@@ -957,26 +912,18 @@
         <w:ind w:firstLine="720"/>
       </w:pPr>
       <w:r>
-        <w:t xml:space="preserve">Run command : </w:t>
-      </w:r>
-      <w:proofErr w:type="spellStart"/>
-      <w:r>
-        <w:t>mkdir</w:t>
-      </w:r>
-      <w:proofErr w:type="spellEnd"/>
-      <w:r>
-        <w:t xml:space="preserve"> </w:t>
-      </w:r>
-      <w:r>
-        <w:t>&lt;</w:t>
-      </w:r>
-      <w:proofErr w:type="spellStart"/>
-      <w:r>
-        <w:t>folder_name</w:t>
-      </w:r>
-      <w:proofErr w:type="spellEnd"/>
-      <w:r>
-        <w:t>&gt; to create directory</w:t>
+        <w:t xml:space="preserve">Run </w:t>
+      </w:r>
+      <w:proofErr w:type="gramStart"/>
+      <w:r>
+        <w:t>command :</w:t>
+      </w:r>
+      <w:proofErr w:type="gramEnd"/>
+      <w:r>
+        <w:t xml:space="preserve"> mkdir </w:t>
+      </w:r>
+      <w:r>
+        <w:t>&lt;folder_name&gt; to create directory</w:t>
       </w:r>
     </w:p>
     <w:p>
@@ -984,15 +931,15 @@
         <w:ind w:left="720"/>
       </w:pPr>
       <w:r>
-        <w:t xml:space="preserve">Run command : touch &lt;file_nam1&gt; &lt;file_name2&gt; to </w:t>
-      </w:r>
-      <w:proofErr w:type="spellStart"/>
-      <w:r>
-        <w:t>crate</w:t>
-      </w:r>
-      <w:proofErr w:type="spellEnd"/>
-      <w:r>
-        <w:t xml:space="preserve"> a files</w:t>
+        <w:t xml:space="preserve">Run </w:t>
+      </w:r>
+      <w:proofErr w:type="gramStart"/>
+      <w:r>
+        <w:t>command :</w:t>
+      </w:r>
+      <w:proofErr w:type="gramEnd"/>
+      <w:r>
+        <w:t xml:space="preserve"> touch &lt;file_nam1&gt; &lt;file_name2&gt; to crate a files</w:t>
       </w:r>
       <w:r>
         <w:t xml:space="preserve"> inside the main  folder.</w:t>
@@ -1108,7 +1055,15 @@
     <w:p>
       <w:r>
         <w:tab/>
-        <w:t>Run command : ls /home</w:t>
+        <w:t xml:space="preserve">Run </w:t>
+      </w:r>
+      <w:proofErr w:type="gramStart"/>
+      <w:r>
+        <w:t>command :</w:t>
+      </w:r>
+      <w:proofErr w:type="gramEnd"/>
+      <w:r>
+        <w:t xml:space="preserve"> ls /home</w:t>
       </w:r>
       <w:r>
         <w:br/>
@@ -1136,29 +1091,13 @@
       <w:r>
         <w:t xml:space="preserve">: </w:t>
       </w:r>
-      <w:proofErr w:type="spellStart"/>
-      <w:r>
-        <w:t>sudo</w:t>
-      </w:r>
-      <w:proofErr w:type="spellEnd"/>
-      <w:r>
-        <w:t xml:space="preserve">  </w:t>
-      </w:r>
-      <w:proofErr w:type="spellStart"/>
-      <w:r>
-        <w:t>adduser</w:t>
-      </w:r>
-      <w:proofErr w:type="spellEnd"/>
-      <w:r>
-        <w:t xml:space="preserve"> &lt;</w:t>
-      </w:r>
-      <w:proofErr w:type="spellStart"/>
-      <w:r>
-        <w:t>user_name</w:t>
-      </w:r>
-      <w:proofErr w:type="spellEnd"/>
-      <w:r>
-        <w:t xml:space="preserve">&gt; </w:t>
+      <w:proofErr w:type="gramStart"/>
+      <w:r>
+        <w:t>sudo  adduser</w:t>
+      </w:r>
+      <w:proofErr w:type="gramEnd"/>
+      <w:r>
+        <w:t xml:space="preserve"> &lt;user_name&gt; </w:t>
       </w:r>
       <w:r>
         <w:br/>
@@ -1213,6 +1152,7 @@
       <w:pPr>
         <w:ind w:left="720"/>
       </w:pPr>
+      <w:proofErr w:type="gramStart"/>
       <w:r>
         <w:rPr>
           <w:b/>
@@ -1223,6 +1163,7 @@
       <w:r>
         <w:t xml:space="preserve"> :</w:t>
       </w:r>
+      <w:proofErr w:type="gramEnd"/>
       <w:r>
         <w:br/>
       </w:r>
@@ -1282,27 +1223,9 @@
       <w:r>
         <w:t xml:space="preserve"> : </w:t>
       </w:r>
-      <w:proofErr w:type="spellStart"/>
-      <w:r>
-        <w:t>chown</w:t>
-      </w:r>
-      <w:proofErr w:type="spellEnd"/>
-      <w:r>
-        <w:t xml:space="preserve"> -R </w:t>
-      </w:r>
-      <w:proofErr w:type="spellStart"/>
-      <w:r>
-        <w:t>new_user_sujata:new_user_sujata</w:t>
-      </w:r>
-      <w:proofErr w:type="spellEnd"/>
-      <w:r>
-        <w:t xml:space="preserve"> /</w:t>
-      </w:r>
-      <w:proofErr w:type="spellStart"/>
-      <w:r>
-        <w:t>main_folder</w:t>
-      </w:r>
-      <w:proofErr w:type="spellEnd"/>
+      <w:r>
+        <w:t>chown -R new_user_sujata:new_user_sujata /main_folder</w:t>
+      </w:r>
       <w:r>
         <w:t xml:space="preserve"> </w:t>
       </w:r>
@@ -1328,7 +1251,6 @@
       <w:r>
         <w:t xml:space="preserve"> to </w:t>
       </w:r>
-      <w:proofErr w:type="spellStart"/>
       <w:r>
         <w:rPr>
           <w:b/>
@@ -1336,7 +1258,6 @@
         </w:rPr>
         <w:t>new_user_sujata</w:t>
       </w:r>
-      <w:proofErr w:type="spellEnd"/>
     </w:p>
     <w:p>
       <w:pPr>
@@ -1346,6 +1267,7 @@
           <w:bCs/>
         </w:rPr>
       </w:pPr>
+      <w:proofErr w:type="gramStart"/>
       <w:r>
         <w:rPr>
           <w:b/>
@@ -1353,6 +1275,7 @@
         </w:rPr>
         <w:t>After :</w:t>
       </w:r>
+      <w:proofErr w:type="gramEnd"/>
     </w:p>
     <w:p>
       <w:pPr>

--- a/linux_assignment.docx
+++ b/linux_assignment.docx
@@ -151,15 +151,7 @@
         <w:ind w:left="720"/>
       </w:pPr>
       <w:r>
-        <w:t xml:space="preserve">Run </w:t>
-      </w:r>
-      <w:proofErr w:type="gramStart"/>
-      <w:r>
-        <w:t>command  :</w:t>
-      </w:r>
-      <w:proofErr w:type="gramEnd"/>
-      <w:r>
-        <w:t xml:space="preserve"> sudo adduse</w:t>
+        <w:t>Run command  : sudo adduse</w:t>
       </w:r>
       <w:r>
         <w:t>r &lt;new_user_name&gt;</w:t>
@@ -226,15 +218,7 @@
         <w:ind w:left="720"/>
       </w:pPr>
       <w:r>
-        <w:t xml:space="preserve">To check whether new user is created or </w:t>
-      </w:r>
-      <w:proofErr w:type="gramStart"/>
-      <w:r>
-        <w:t>not ,</w:t>
-      </w:r>
-      <w:proofErr w:type="gramEnd"/>
-      <w:r>
-        <w:t xml:space="preserve"> Run : id &lt;new_user_name&gt; </w:t>
+        <w:t xml:space="preserve">To check whether new user is created or not , Run : id &lt;new_user_name&gt; </w:t>
       </w:r>
     </w:p>
     <w:p>
@@ -252,18 +236,10 @@
       </w:r>
       <w:r>
         <w:lastRenderedPageBreak/>
-        <w:t xml:space="preserve">If we get a expected result as highlighted in </w:t>
-      </w:r>
-      <w:proofErr w:type="gramStart"/>
-      <w:r>
-        <w:t xml:space="preserve">green </w:t>
-      </w:r>
-      <w:r>
-        <w:t>,</w:t>
-      </w:r>
-      <w:proofErr w:type="gramEnd"/>
-      <w:r>
-        <w:t xml:space="preserve"> it means new user is created properly</w:t>
+        <w:t xml:space="preserve">If we get a expected result as highlighted in green </w:t>
+      </w:r>
+      <w:r>
+        <w:t>, it means new user is created properly</w:t>
       </w:r>
     </w:p>
     <w:p>
@@ -274,15 +250,7 @@
     <w:p>
       <w:r>
         <w:tab/>
-        <w:t xml:space="preserve">Run </w:t>
-      </w:r>
-      <w:proofErr w:type="gramStart"/>
-      <w:r>
-        <w:t>command :</w:t>
-      </w:r>
-      <w:proofErr w:type="gramEnd"/>
-      <w:r>
-        <w:t xml:space="preserve"> su </w:t>
+        <w:t xml:space="preserve">Run command : su </w:t>
       </w:r>
       <w:r>
         <w:t>&lt;new_user_name&gt;</w:t>
@@ -396,15 +364,7 @@
     <w:p>
       <w:r>
         <w:tab/>
-        <w:t xml:space="preserve">Run </w:t>
-      </w:r>
-      <w:proofErr w:type="gramStart"/>
-      <w:r>
-        <w:t>command :</w:t>
-      </w:r>
-      <w:proofErr w:type="gramEnd"/>
-      <w:r>
-        <w:t xml:space="preserve"> ssh-keygen</w:t>
+        <w:t>Run command : ssh-keygen</w:t>
       </w:r>
       <w:r>
         <w:br/>
@@ -493,15 +453,7 @@
         <w:t>generated,</w:t>
       </w:r>
       <w:r>
-        <w:t xml:space="preserve"> go to </w:t>
-      </w:r>
-      <w:proofErr w:type="gramStart"/>
-      <w:r>
-        <w:t>particular path</w:t>
-      </w:r>
-      <w:proofErr w:type="gramEnd"/>
-      <w:r>
-        <w:t>, here</w:t>
+        <w:t xml:space="preserve"> go to particular path, here</w:t>
       </w:r>
       <w:r>
         <w:t xml:space="preserve"> cd home/new_user_sujata</w:t>
@@ -912,15 +864,7 @@
         <w:ind w:firstLine="720"/>
       </w:pPr>
       <w:r>
-        <w:t xml:space="preserve">Run </w:t>
-      </w:r>
-      <w:proofErr w:type="gramStart"/>
-      <w:r>
-        <w:t>command :</w:t>
-      </w:r>
-      <w:proofErr w:type="gramEnd"/>
-      <w:r>
-        <w:t xml:space="preserve"> mkdir </w:t>
+        <w:t xml:space="preserve">Run command : mkdir </w:t>
       </w:r>
       <w:r>
         <w:t>&lt;folder_name&gt; to create directory</w:t>
@@ -931,15 +875,7 @@
         <w:ind w:left="720"/>
       </w:pPr>
       <w:r>
-        <w:t xml:space="preserve">Run </w:t>
-      </w:r>
-      <w:proofErr w:type="gramStart"/>
-      <w:r>
-        <w:t>command :</w:t>
-      </w:r>
-      <w:proofErr w:type="gramEnd"/>
-      <w:r>
-        <w:t xml:space="preserve"> touch &lt;file_nam1&gt; &lt;file_name2&gt; to crate a files</w:t>
+        <w:t>Run command : touch &lt;file_nam1&gt; &lt;file_name2&gt; to crate a files</w:t>
       </w:r>
       <w:r>
         <w:t xml:space="preserve"> inside the main  folder.</w:t>
@@ -1055,15 +991,7 @@
     <w:p>
       <w:r>
         <w:tab/>
-        <w:t xml:space="preserve">Run </w:t>
-      </w:r>
-      <w:proofErr w:type="gramStart"/>
-      <w:r>
-        <w:t>command :</w:t>
-      </w:r>
-      <w:proofErr w:type="gramEnd"/>
-      <w:r>
-        <w:t xml:space="preserve"> ls /home</w:t>
+        <w:t>Run command : ls /home</w:t>
       </w:r>
       <w:r>
         <w:br/>
@@ -1089,15 +1017,7 @@
         <w:t>reate a new user by running</w:t>
       </w:r>
       <w:r>
-        <w:t xml:space="preserve">: </w:t>
-      </w:r>
-      <w:proofErr w:type="gramStart"/>
-      <w:r>
-        <w:t>sudo  adduser</w:t>
-      </w:r>
-      <w:proofErr w:type="gramEnd"/>
-      <w:r>
-        <w:t xml:space="preserve"> &lt;user_name&gt; </w:t>
+        <w:t xml:space="preserve">: sudo  adduser &lt;user_name&gt; </w:t>
       </w:r>
       <w:r>
         <w:br/>
@@ -1152,7 +1072,6 @@
       <w:pPr>
         <w:ind w:left="720"/>
       </w:pPr>
-      <w:proofErr w:type="gramStart"/>
       <w:r>
         <w:rPr>
           <w:b/>
@@ -1163,7 +1082,6 @@
       <w:r>
         <w:t xml:space="preserve"> :</w:t>
       </w:r>
-      <w:proofErr w:type="gramEnd"/>
       <w:r>
         <w:br/>
       </w:r>
@@ -1267,7 +1185,6 @@
           <w:bCs/>
         </w:rPr>
       </w:pPr>
-      <w:proofErr w:type="gramStart"/>
       <w:r>
         <w:rPr>
           <w:b/>
@@ -1275,7 +1192,6 @@
         </w:rPr>
         <w:t>After :</w:t>
       </w:r>
-      <w:proofErr w:type="gramEnd"/>
     </w:p>
     <w:p>
       <w:pPr>
@@ -1332,18 +1248,590 @@
     </w:p>
     <w:p>
       <w:pPr>
-        <w:ind w:left="720"/>
-      </w:pPr>
+        <w:rPr>
+          <w:b/>
+          <w:bCs/>
+        </w:rPr>
+      </w:pPr>
+      <w:r>
+        <w:rPr>
+          <w:b/>
+          <w:bCs/>
+        </w:rPr>
+        <w:lastRenderedPageBreak/>
+        <w:t>3. L3 - In EC2 Ubuntu Instance Create Files and Directories and Grand R/W/X Access only to the Owner and User Group</w:t>
+      </w:r>
     </w:p>
     <w:p>
       <w:pPr>
         <w:ind w:firstLine="720"/>
       </w:pPr>
+      <w:r>
+        <w:t>Step 1: Connect to AWS EC2 Ubuntu instance.</w:t>
+      </w:r>
+    </w:p>
+    <w:p>
+      <w:pPr>
+        <w:ind w:firstLine="720"/>
+      </w:pPr>
+      <w:r>
+        <w:t>Step 2: Clear the terminal</w:t>
+      </w:r>
+    </w:p>
+    <w:p>
+      <w:pPr>
+        <w:ind w:left="720" w:firstLine="720"/>
+      </w:pPr>
+      <w:r>
+        <w:t>Run command: clear</w:t>
+      </w:r>
+    </w:p>
+    <w:p>
+      <w:pPr>
+        <w:ind w:left="720"/>
+      </w:pPr>
+      <w:r>
+        <w:t>Step 3: Create directories and file</w:t>
+      </w:r>
+      <w:r>
+        <w:tab/>
+      </w:r>
+      <w:r>
+        <w:drawing>
+          <wp:inline distT="0" distB="0" distL="0" distR="0" wp14:anchorId="15D30D6C" wp14:editId="4230575F">
+            <wp:extent cx="5943600" cy="4640580"/>
+            <wp:effectExtent l="0" t="0" r="0" b="7620"/>
+            <wp:docPr id="1915883941" name="Picture 1"/>
+            <wp:cNvGraphicFramePr>
+              <a:graphicFrameLocks xmlns:a="http://schemas.openxmlformats.org/drawingml/2006/main" noChangeAspect="1"/>
+            </wp:cNvGraphicFramePr>
+            <a:graphic xmlns:a="http://schemas.openxmlformats.org/drawingml/2006/main">
+              <a:graphicData uri="http://schemas.openxmlformats.org/drawingml/2006/picture">
+                <pic:pic xmlns:pic="http://schemas.openxmlformats.org/drawingml/2006/picture">
+                  <pic:nvPicPr>
+                    <pic:cNvPr id="1915883941" name=""/>
+                    <pic:cNvPicPr/>
+                  </pic:nvPicPr>
+                  <pic:blipFill>
+                    <a:blip r:embed="rId18"/>
+                    <a:stretch>
+                      <a:fillRect/>
+                    </a:stretch>
+                  </pic:blipFill>
+                  <pic:spPr>
+                    <a:xfrm>
+                      <a:off x="0" y="0"/>
+                      <a:ext cx="5943600" cy="4640580"/>
+                    </a:xfrm>
+                    <a:prstGeom prst="rect">
+                      <a:avLst/>
+                    </a:prstGeom>
+                  </pic:spPr>
+                </pic:pic>
+              </a:graphicData>
+            </a:graphic>
+          </wp:inline>
+        </w:drawing>
+      </w:r>
+    </w:p>
+    <w:p/>
+    <w:p/>
+    <w:p/>
+    <w:p/>
+    <w:p/>
+    <w:p>
+      <w:r>
+        <w:lastRenderedPageBreak/>
+        <w:t xml:space="preserve">Step 4: Give r/w/x </w:t>
+      </w:r>
+      <w:r>
+        <w:t>only to the Owner and User Group</w:t>
+      </w:r>
+    </w:p>
+    <w:p>
+      <w:r>
+        <w:tab/>
+      </w:r>
+      <w:r>
+        <w:t xml:space="preserve">Run command : </w:t>
+      </w:r>
+      <w:r>
+        <w:t>chmod 770 folder1 folder2</w:t>
+      </w:r>
+      <w:r>
+        <w:t xml:space="preserve"> (for directories)</w:t>
+      </w:r>
+    </w:p>
+    <w:p>
+      <w:r>
+        <w:tab/>
+      </w:r>
+      <w:r>
+        <w:t>Run command : chmod 770 f</w:t>
+      </w:r>
+      <w:r>
+        <w:t>ile1.sh file2.sh (for files)</w:t>
+      </w:r>
+    </w:p>
+    <w:p>
+      <w:r>
+        <w:t xml:space="preserve">          </w:t>
+      </w:r>
+      <w:r>
+        <w:drawing>
+          <wp:inline distT="0" distB="0" distL="0" distR="0" wp14:anchorId="60D75A3E" wp14:editId="65384C85">
+            <wp:extent cx="5362387" cy="4849542"/>
+            <wp:effectExtent l="0" t="0" r="0" b="8255"/>
+            <wp:docPr id="818924261" name="Picture 1"/>
+            <wp:cNvGraphicFramePr>
+              <a:graphicFrameLocks xmlns:a="http://schemas.openxmlformats.org/drawingml/2006/main" noChangeAspect="1"/>
+            </wp:cNvGraphicFramePr>
+            <a:graphic xmlns:a="http://schemas.openxmlformats.org/drawingml/2006/main">
+              <a:graphicData uri="http://schemas.openxmlformats.org/drawingml/2006/picture">
+                <pic:pic xmlns:pic="http://schemas.openxmlformats.org/drawingml/2006/picture">
+                  <pic:nvPicPr>
+                    <pic:cNvPr id="818924261" name=""/>
+                    <pic:cNvPicPr/>
+                  </pic:nvPicPr>
+                  <pic:blipFill>
+                    <a:blip r:embed="rId19"/>
+                    <a:stretch>
+                      <a:fillRect/>
+                    </a:stretch>
+                  </pic:blipFill>
+                  <pic:spPr>
+                    <a:xfrm>
+                      <a:off x="0" y="0"/>
+                      <a:ext cx="5366578" cy="4853332"/>
+                    </a:xfrm>
+                    <a:prstGeom prst="rect">
+                      <a:avLst/>
+                    </a:prstGeom>
+                  </pic:spPr>
+                </pic:pic>
+              </a:graphicData>
+            </a:graphic>
+          </wp:inline>
+        </w:drawing>
+      </w:r>
+    </w:p>
+    <w:p>
+      <w:pPr>
+        <w:ind w:left="720"/>
+      </w:pPr>
+      <w:r>
+        <w:t>|========================== L</w:t>
+      </w:r>
+      <w:r>
+        <w:t>3</w:t>
+      </w:r>
+      <w:r>
+        <w:t xml:space="preserve"> completed ============================|</w:t>
+      </w:r>
+    </w:p>
+    <w:p/>
+    <w:p>
+      <w:pPr>
+        <w:rPr>
+          <w:b/>
+          <w:bCs/>
+        </w:rPr>
+      </w:pPr>
+      <w:r>
+        <w:rPr>
+          <w:b/>
+          <w:bCs/>
+        </w:rPr>
+        <w:t xml:space="preserve">L4 - In EC2 Ubuntu Instance install JDK and setup JAVA_HOME path environment variable </w:t>
+      </w:r>
+    </w:p>
+    <w:p>
+      <w:pPr>
+        <w:rPr>
+          <w:b/>
+          <w:bCs/>
+        </w:rPr>
+      </w:pPr>
+      <w:r>
+        <w:rPr>
+          <w:b/>
+          <w:bCs/>
+        </w:rPr>
+        <w:t>L5 - Create two AWS EC2 Ubuntu Instances to establish SSH Connection and SCP the files from one Instance to another instance</w:t>
+      </w:r>
+    </w:p>
+    <w:p/>
+    <w:p/>
+    <w:p>
+      <w:pPr>
+        <w:rPr>
+          <w:b/>
+          <w:bCs/>
+        </w:rPr>
+      </w:pPr>
+      <w:r>
+        <w:rPr>
+          <w:b/>
+          <w:bCs/>
+        </w:rPr>
+        <w:lastRenderedPageBreak/>
+        <w:t>L6 - Write a Linux Shell Script to Install Git, JDK, Maven in EC2 Ubuntu Instance</w:t>
+      </w:r>
+    </w:p>
+    <w:p>
+      <w:r>
+        <w:t>Step 1: Create a shell script</w:t>
+      </w:r>
+    </w:p>
+    <w:p>
+      <w:r>
+        <w:tab/>
+        <w:t>vim install.sh</w:t>
+      </w:r>
+    </w:p>
+    <w:p>
+      <w:r>
+        <w:t>Step 2: Identify the commands to install the softwares</w:t>
+      </w:r>
+    </w:p>
+    <w:p>
+      <w:pPr>
+        <w:ind w:left="720"/>
+      </w:pPr>
+      <w:r>
+        <w:t>sudo apt install git -y</w:t>
+      </w:r>
+    </w:p>
+    <w:p>
+      <w:pPr>
+        <w:ind w:left="720"/>
+      </w:pPr>
+      <w:r>
+        <w:t>sudo apt install openjdk-25-jre-headless</w:t>
+      </w:r>
+      <w:r>
+        <w:t xml:space="preserve"> -y</w:t>
+      </w:r>
+    </w:p>
+    <w:p>
+      <w:pPr>
+        <w:ind w:left="720"/>
+      </w:pPr>
+      <w:r>
+        <w:t>sudo apt install maven</w:t>
+      </w:r>
+    </w:p>
+    <w:p>
+      <w:r>
+        <w:t>Step 3: Write a script</w:t>
+      </w:r>
+    </w:p>
+    <w:p>
+      <w:r>
+        <w:tab/>
+      </w:r>
+      <w:r>
+        <w:t>#!/bin/bash</w:t>
+      </w:r>
+    </w:p>
+    <w:p>
+      <w:pPr>
+        <w:ind w:firstLine="720"/>
+      </w:pPr>
+      <w:r>
+        <w:t>#Exit script if any command fails</w:t>
+      </w:r>
+    </w:p>
+    <w:p>
+      <w:pPr>
+        <w:ind w:firstLine="720"/>
+      </w:pPr>
+      <w:r>
+        <w:t>set -e</w:t>
+      </w:r>
+    </w:p>
+    <w:p>
+      <w:pPr>
+        <w:ind w:left="720"/>
+      </w:pPr>
+      <w:r>
+        <w:t>echo "Update Ubuntu packages"</w:t>
+      </w:r>
+    </w:p>
+    <w:p>
+      <w:pPr>
+        <w:ind w:left="720"/>
+      </w:pPr>
+      <w:r>
+        <w:t>sudo apt update -y</w:t>
+      </w:r>
+    </w:p>
+    <w:p>
+      <w:pPr>
+        <w:ind w:left="720"/>
+      </w:pPr>
+      <w:r>
+        <w:t>echo "=================="</w:t>
+      </w:r>
+    </w:p>
+    <w:p>
+      <w:pPr>
+        <w:ind w:left="720"/>
+      </w:pPr>
+      <w:r>
+        <w:t>echo "Install git"</w:t>
+      </w:r>
+    </w:p>
+    <w:p>
+      <w:pPr>
+        <w:ind w:left="720"/>
+      </w:pPr>
+      <w:r>
+        <w:t>sudo apt install git -y</w:t>
+      </w:r>
+    </w:p>
+    <w:p>
+      <w:pPr>
+        <w:ind w:left="720"/>
+      </w:pPr>
+      <w:r>
+        <w:t>echo "Insatll Java"</w:t>
+      </w:r>
+    </w:p>
+    <w:p>
+      <w:pPr>
+        <w:ind w:left="720"/>
+      </w:pPr>
+      <w:r>
+        <w:t>sudo apt install openjdk-25-jre-headless -y</w:t>
+      </w:r>
+    </w:p>
+    <w:p>
+      <w:pPr>
+        <w:ind w:left="720"/>
+      </w:pPr>
+      <w:r>
+        <w:t>echo "Insatll Maven"</w:t>
+      </w:r>
+    </w:p>
+    <w:p>
+      <w:pPr>
+        <w:ind w:left="720"/>
+      </w:pPr>
+      <w:r>
+        <w:t>sudo apt install maven</w:t>
+      </w:r>
+    </w:p>
+    <w:p>
+      <w:r>
+        <w:t>echo "==================="</w:t>
+      </w:r>
+    </w:p>
+    <w:p/>
+    <w:p>
+      <w:r>
+        <w:t>echo "==================="</w:t>
+      </w:r>
+    </w:p>
+    <w:p>
+      <w:r>
+        <w:t>echo "Verify Installation"</w:t>
+      </w:r>
+    </w:p>
+    <w:p>
+      <w:r>
+        <w:t>echo "=================="</w:t>
+      </w:r>
+    </w:p>
+    <w:p/>
+    <w:p>
+      <w:r>
+        <w:lastRenderedPageBreak/>
+        <w:t>echo "Git Version :"</w:t>
+      </w:r>
+    </w:p>
+    <w:p>
+      <w:r>
+        <w:t>git --version</w:t>
+      </w:r>
+    </w:p>
+    <w:p/>
+    <w:p>
+      <w:r>
+        <w:t>echo "Java Version :"</w:t>
+      </w:r>
+    </w:p>
+    <w:p>
+      <w:r>
+        <w:t>java --version</w:t>
+      </w:r>
+    </w:p>
+    <w:p/>
+    <w:p>
+      <w:r>
+        <w:t>echo "Maven Version :"</w:t>
+      </w:r>
+    </w:p>
+    <w:p>
+      <w:r>
+        <w:t>mvn --version</w:t>
+      </w:r>
+    </w:p>
+    <w:p/>
+    <w:p>
+      <w:r>
+        <w:t>echo "==================================="</w:t>
+      </w:r>
+    </w:p>
+    <w:p>
+      <w:r>
+        <w:t>echo "Installation completed successfully"</w:t>
+      </w:r>
+    </w:p>
+    <w:p>
+      <w:r>
+        <w:t>echo "==================================="</w:t>
+      </w:r>
+    </w:p>
+    <w:p>
+      <w:pPr>
+        <w:ind w:left="720"/>
+      </w:pPr>
+    </w:p>
+    <w:p>
+      <w:pPr>
+        <w:ind w:left="720"/>
+      </w:pPr>
+      <w:r>
+        <w:drawing>
+          <wp:inline distT="0" distB="0" distL="0" distR="0" wp14:anchorId="7524C331" wp14:editId="1AAADBBB">
+            <wp:extent cx="4944308" cy="3879908"/>
+            <wp:effectExtent l="0" t="0" r="8890" b="6350"/>
+            <wp:docPr id="569941201" name="Picture 1"/>
+            <wp:cNvGraphicFramePr>
+              <a:graphicFrameLocks xmlns:a="http://schemas.openxmlformats.org/drawingml/2006/main" noChangeAspect="1"/>
+            </wp:cNvGraphicFramePr>
+            <a:graphic xmlns:a="http://schemas.openxmlformats.org/drawingml/2006/main">
+              <a:graphicData uri="http://schemas.openxmlformats.org/drawingml/2006/picture">
+                <pic:pic xmlns:pic="http://schemas.openxmlformats.org/drawingml/2006/picture">
+                  <pic:nvPicPr>
+                    <pic:cNvPr id="569941201" name=""/>
+                    <pic:cNvPicPr/>
+                  </pic:nvPicPr>
+                  <pic:blipFill>
+                    <a:blip r:embed="rId20"/>
+                    <a:stretch>
+                      <a:fillRect/>
+                    </a:stretch>
+                  </pic:blipFill>
+                  <pic:spPr>
+                    <a:xfrm>
+                      <a:off x="0" y="0"/>
+                      <a:ext cx="4956477" cy="3889458"/>
+                    </a:xfrm>
+                    <a:prstGeom prst="rect">
+                      <a:avLst/>
+                    </a:prstGeom>
+                  </pic:spPr>
+                </pic:pic>
+              </a:graphicData>
+            </a:graphic>
+          </wp:inline>
+        </w:drawing>
+      </w:r>
+    </w:p>
+    <w:p>
+      <w:r>
+        <w:lastRenderedPageBreak/>
+        <w:t>Result :</w:t>
+      </w:r>
+    </w:p>
+    <w:p>
+      <w:pPr>
+        <w:ind w:left="720"/>
+      </w:pPr>
+      <w:r>
+        <w:drawing>
+          <wp:inline distT="0" distB="0" distL="0" distR="0" wp14:anchorId="33257398" wp14:editId="537A9426">
+            <wp:extent cx="5943600" cy="4854575"/>
+            <wp:effectExtent l="0" t="0" r="0" b="3175"/>
+            <wp:docPr id="154508329" name="Picture 1"/>
+            <wp:cNvGraphicFramePr>
+              <a:graphicFrameLocks xmlns:a="http://schemas.openxmlformats.org/drawingml/2006/main" noChangeAspect="1"/>
+            </wp:cNvGraphicFramePr>
+            <a:graphic xmlns:a="http://schemas.openxmlformats.org/drawingml/2006/main">
+              <a:graphicData uri="http://schemas.openxmlformats.org/drawingml/2006/picture">
+                <pic:pic xmlns:pic="http://schemas.openxmlformats.org/drawingml/2006/picture">
+                  <pic:nvPicPr>
+                    <pic:cNvPr id="154508329" name=""/>
+                    <pic:cNvPicPr/>
+                  </pic:nvPicPr>
+                  <pic:blipFill>
+                    <a:blip r:embed="rId21"/>
+                    <a:stretch>
+                      <a:fillRect/>
+                    </a:stretch>
+                  </pic:blipFill>
+                  <pic:spPr>
+                    <a:xfrm>
+                      <a:off x="0" y="0"/>
+                      <a:ext cx="5943600" cy="4854575"/>
+                    </a:xfrm>
+                    <a:prstGeom prst="rect">
+                      <a:avLst/>
+                    </a:prstGeom>
+                  </pic:spPr>
+                </pic:pic>
+              </a:graphicData>
+            </a:graphic>
+          </wp:inline>
+        </w:drawing>
+      </w:r>
+    </w:p>
+    <w:p>
+      <w:pPr>
+        <w:ind w:left="720"/>
+      </w:pPr>
+      <w:r>
+        <w:t>|========================== L</w:t>
+      </w:r>
+      <w:r>
+        <w:t>6</w:t>
+      </w:r>
+      <w:r>
+        <w:t xml:space="preserve"> completed ============================|</w:t>
+      </w:r>
+    </w:p>
+    <w:p>
+      <w:pPr>
+        <w:ind w:left="720"/>
+      </w:pPr>
+    </w:p>
+    <w:p>
+      <w:pPr>
+        <w:ind w:left="720"/>
+      </w:pPr>
+    </w:p>
+    <w:p>
+      <w:pPr>
+        <w:ind w:left="720"/>
+      </w:pPr>
+    </w:p>
+    <w:p>
+      <w:pPr>
+        <w:ind w:left="720"/>
+      </w:pPr>
+    </w:p>
+    <w:p/>
+    <w:p>
+      <w:r>
+        <w:br/>
+      </w:r>
     </w:p>
     <w:sectPr>
-      <w:footerReference w:type="even" r:id="rId18"/>
-      <w:footerReference w:type="default" r:id="rId19"/>
-      <w:footerReference w:type="first" r:id="rId20"/>
+      <w:footerReference w:type="even" r:id="rId22"/>
+      <w:footerReference w:type="default" r:id="rId23"/>
+      <w:footerReference w:type="first" r:id="rId24"/>
       <w:pgSz w:w="12240" w:h="15840"/>
       <w:pgMar w:top="1440" w:right="1440" w:bottom="1440" w:left="1440" w:header="720" w:footer="720" w:gutter="0"/>
       <w:cols w:space="720"/>
@@ -2193,7 +2681,7 @@
   <w:style w:type="paragraph" w:default="1" w:styleId="Normal">
     <w:name w:val="Normal"/>
     <w:qFormat/>
-    <w:rsid w:val="00EC30B2"/>
+    <w:rsid w:val="00B37FC8"/>
   </w:style>
   <w:style w:type="paragraph" w:styleId="Heading1">
     <w:name w:val="heading 1"/>
@@ -2397,7 +2885,6 @@
   <w:style w:type="character" w:default="1" w:styleId="DefaultParagraphFont">
     <w:name w:val="Default Paragraph Font"/>
     <w:uiPriority w:val="1"/>
-    <w:semiHidden/>
     <w:unhideWhenUsed/>
   </w:style>
   <w:style w:type="table" w:default="1" w:styleId="TableNormal">

--- a/linux_assignment.docx
+++ b/linux_assignment.docx
@@ -151,10 +151,42 @@
         <w:ind w:left="720"/>
       </w:pPr>
       <w:r>
-        <w:t>Run command  : sudo adduse</w:t>
-      </w:r>
-      <w:r>
-        <w:t>r &lt;new_user_name&gt;</w:t>
+        <w:t xml:space="preserve">Run </w:t>
+      </w:r>
+      <w:proofErr w:type="gramStart"/>
+      <w:r>
+        <w:t>command  :</w:t>
+      </w:r>
+      <w:proofErr w:type="gramEnd"/>
+      <w:r>
+        <w:t xml:space="preserve"> </w:t>
+      </w:r>
+      <w:proofErr w:type="spellStart"/>
+      <w:r>
+        <w:t>sudo</w:t>
+      </w:r>
+      <w:proofErr w:type="spellEnd"/>
+      <w:r>
+        <w:t xml:space="preserve"> </w:t>
+      </w:r>
+      <w:proofErr w:type="spellStart"/>
+      <w:r>
+        <w:t>adduse</w:t>
+      </w:r>
+      <w:r>
+        <w:t>r</w:t>
+      </w:r>
+      <w:proofErr w:type="spellEnd"/>
+      <w:r>
+        <w:t xml:space="preserve"> &lt;</w:t>
+      </w:r>
+      <w:proofErr w:type="spellStart"/>
+      <w:r>
+        <w:t>new_user_name</w:t>
+      </w:r>
+      <w:proofErr w:type="spellEnd"/>
+      <w:r>
+        <w:t>&gt;</w:t>
       </w:r>
       <w:r>
         <w:br/>
@@ -218,15 +250,47 @@
         <w:ind w:left="720"/>
       </w:pPr>
       <w:r>
-        <w:t xml:space="preserve">To check whether new user is created or not , Run : id &lt;new_user_name&gt; </w:t>
-      </w:r>
-    </w:p>
-    <w:p>
-      <w:pPr>
-        <w:ind w:left="720"/>
-      </w:pPr>
-      <w:r>
-        <w:t>Or ls -ld /home/&lt;new_user_name&gt;</w:t>
+        <w:t xml:space="preserve">To check whether new user is created or </w:t>
+      </w:r>
+      <w:proofErr w:type="gramStart"/>
+      <w:r>
+        <w:t>not ,</w:t>
+      </w:r>
+      <w:proofErr w:type="gramEnd"/>
+      <w:r>
+        <w:t xml:space="preserve"> Run : id &lt;</w:t>
+      </w:r>
+      <w:proofErr w:type="spellStart"/>
+      <w:r>
+        <w:t>new_user_name</w:t>
+      </w:r>
+      <w:proofErr w:type="spellEnd"/>
+      <w:r>
+        <w:t xml:space="preserve">&gt; </w:t>
+      </w:r>
+    </w:p>
+    <w:p>
+      <w:pPr>
+        <w:ind w:left="720"/>
+      </w:pPr>
+      <w:r>
+        <w:t>Or ls -</w:t>
+      </w:r>
+      <w:proofErr w:type="spellStart"/>
+      <w:r>
+        <w:t>ld</w:t>
+      </w:r>
+      <w:proofErr w:type="spellEnd"/>
+      <w:r>
+        <w:t xml:space="preserve"> /home/&lt;</w:t>
+      </w:r>
+      <w:proofErr w:type="spellStart"/>
+      <w:r>
+        <w:t>new_user_name</w:t>
+      </w:r>
+      <w:proofErr w:type="spellEnd"/>
+      <w:r>
+        <w:t>&gt;</w:t>
       </w:r>
       <w:r>
         <w:br/>
@@ -236,10 +300,26 @@
       </w:r>
       <w:r>
         <w:lastRenderedPageBreak/>
-        <w:t xml:space="preserve">If we get a expected result as highlighted in green </w:t>
-      </w:r>
-      <w:r>
-        <w:t>, it means new user is created properly</w:t>
+        <w:t xml:space="preserve">If we get </w:t>
+      </w:r>
+      <w:proofErr w:type="spellStart"/>
+      <w:r>
+        <w:t>a</w:t>
+      </w:r>
+      <w:proofErr w:type="spellEnd"/>
+      <w:r>
+        <w:t xml:space="preserve"> expected result as highlighted in </w:t>
+      </w:r>
+      <w:proofErr w:type="gramStart"/>
+      <w:r>
+        <w:t xml:space="preserve">green </w:t>
+      </w:r>
+      <w:r>
+        <w:t>,</w:t>
+      </w:r>
+      <w:proofErr w:type="gramEnd"/>
+      <w:r>
+        <w:t xml:space="preserve"> it means new user is created properly</w:t>
       </w:r>
     </w:p>
     <w:p>
@@ -250,10 +330,34 @@
     <w:p>
       <w:r>
         <w:tab/>
-        <w:t xml:space="preserve">Run command : su </w:t>
-      </w:r>
-      <w:r>
-        <w:t>&lt;new_user_name&gt;</w:t>
+        <w:t xml:space="preserve">Run </w:t>
+      </w:r>
+      <w:proofErr w:type="gramStart"/>
+      <w:r>
+        <w:t>command :</w:t>
+      </w:r>
+      <w:proofErr w:type="gramEnd"/>
+      <w:r>
+        <w:t xml:space="preserve"> </w:t>
+      </w:r>
+      <w:proofErr w:type="spellStart"/>
+      <w:r>
+        <w:t>su</w:t>
+      </w:r>
+      <w:proofErr w:type="spellEnd"/>
+      <w:r>
+        <w:t xml:space="preserve"> </w:t>
+      </w:r>
+      <w:r>
+        <w:t>&lt;</w:t>
+      </w:r>
+      <w:proofErr w:type="spellStart"/>
+      <w:r>
+        <w:t>new_user_name</w:t>
+      </w:r>
+      <w:proofErr w:type="spellEnd"/>
+      <w:r>
+        <w:t>&gt;</w:t>
       </w:r>
       <w:r>
         <w:br/>
@@ -325,6 +429,7 @@
       <w:r>
         <w:t xml:space="preserve">observe user is changed from </w:t>
       </w:r>
+      <w:proofErr w:type="spellStart"/>
       <w:r>
         <w:rPr>
           <w:b/>
@@ -332,9 +437,11 @@
         </w:rPr>
         <w:t>ubutu</w:t>
       </w:r>
+      <w:proofErr w:type="spellEnd"/>
       <w:r>
         <w:t xml:space="preserve"> to </w:t>
       </w:r>
+      <w:proofErr w:type="spellStart"/>
       <w:r>
         <w:rPr>
           <w:b/>
@@ -342,6 +449,7 @@
         </w:rPr>
         <w:t>new_user_sujata</w:t>
       </w:r>
+      <w:proofErr w:type="spellEnd"/>
     </w:p>
     <w:p/>
     <w:p>
@@ -364,7 +472,15 @@
     <w:p>
       <w:r>
         <w:tab/>
-        <w:t>Run command : ssh-keygen</w:t>
+        <w:t xml:space="preserve">Run </w:t>
+      </w:r>
+      <w:proofErr w:type="gramStart"/>
+      <w:r>
+        <w:t>command :</w:t>
+      </w:r>
+      <w:proofErr w:type="gramEnd"/>
+      <w:r>
+        <w:t xml:space="preserve"> ssh-keygen</w:t>
       </w:r>
       <w:r>
         <w:br/>
@@ -453,11 +569,24 @@
         <w:t>generated,</w:t>
       </w:r>
       <w:r>
-        <w:t xml:space="preserve"> go to particular path, here</w:t>
-      </w:r>
-      <w:r>
-        <w:t xml:space="preserve"> cd home/new_user_sujata</w:t>
-      </w:r>
+        <w:t xml:space="preserve"> go to </w:t>
+      </w:r>
+      <w:proofErr w:type="gramStart"/>
+      <w:r>
+        <w:t>particular path</w:t>
+      </w:r>
+      <w:proofErr w:type="gramEnd"/>
+      <w:r>
+        <w:t>, here</w:t>
+      </w:r>
+      <w:r>
+        <w:t xml:space="preserve"> cd home/</w:t>
+      </w:r>
+      <w:proofErr w:type="spellStart"/>
+      <w:r>
+        <w:t>new_user_sujata</w:t>
+      </w:r>
+      <w:proofErr w:type="spellEnd"/>
     </w:p>
     <w:p>
       <w:pPr>
@@ -475,7 +604,15 @@
         <w:t xml:space="preserve">Step 6: </w:t>
       </w:r>
       <w:r>
-        <w:t>Create the authorized_keys file by copying the public key:</w:t>
+        <w:t xml:space="preserve">Create the </w:t>
+      </w:r>
+      <w:proofErr w:type="spellStart"/>
+      <w:r>
+        <w:t>authorized_keys</w:t>
+      </w:r>
+      <w:proofErr w:type="spellEnd"/>
+      <w:r>
+        <w:t xml:space="preserve"> file by copying the public key:</w:t>
       </w:r>
     </w:p>
     <w:p>
@@ -490,8 +627,13 @@
         <w:t xml:space="preserve"> </w:t>
       </w:r>
       <w:r>
-        <w:t>cp id_ed25519.pub authorized_keys</w:t>
-      </w:r>
+        <w:t xml:space="preserve">cp id_ed25519.pub </w:t>
+      </w:r>
+      <w:proofErr w:type="spellStart"/>
+      <w:r>
+        <w:t>authorized_keys</w:t>
+      </w:r>
+      <w:proofErr w:type="spellEnd"/>
     </w:p>
     <w:p>
       <w:r>
@@ -627,9 +769,11 @@
       <w:r>
         <w:t xml:space="preserve">onnect to AWS EC2 </w:t>
       </w:r>
+      <w:proofErr w:type="spellStart"/>
       <w:r>
         <w:t>linux</w:t>
       </w:r>
+      <w:proofErr w:type="spellEnd"/>
       <w:r>
         <w:t xml:space="preserve"> </w:t>
       </w:r>
@@ -800,10 +944,23 @@
         <w:ind w:firstLine="720"/>
       </w:pPr>
       <w:r>
-        <w:t xml:space="preserve">Run command: sudo </w:t>
-      </w:r>
-      <w:r>
-        <w:t>su root</w:t>
+        <w:t xml:space="preserve">Run command: </w:t>
+      </w:r>
+      <w:proofErr w:type="spellStart"/>
+      <w:r>
+        <w:t>sudo</w:t>
+      </w:r>
+      <w:proofErr w:type="spellEnd"/>
+      <w:r>
+        <w:t xml:space="preserve"> </w:t>
+      </w:r>
+      <w:proofErr w:type="spellStart"/>
+      <w:r>
+        <w:t>su</w:t>
+      </w:r>
+      <w:proofErr w:type="spellEnd"/>
+      <w:r>
+        <w:t xml:space="preserve"> root</w:t>
       </w:r>
     </w:p>
     <w:p>
@@ -864,18 +1021,58 @@
         <w:ind w:firstLine="720"/>
       </w:pPr>
       <w:r>
-        <w:t xml:space="preserve">Run command : mkdir </w:t>
-      </w:r>
-      <w:r>
-        <w:t>&lt;folder_name&gt; to create directory</w:t>
-      </w:r>
-    </w:p>
-    <w:p>
-      <w:pPr>
-        <w:ind w:left="720"/>
-      </w:pPr>
-      <w:r>
-        <w:t>Run command : touch &lt;file_nam1&gt; &lt;file_name2&gt; to crate a files</w:t>
+        <w:t xml:space="preserve">Run </w:t>
+      </w:r>
+      <w:proofErr w:type="gramStart"/>
+      <w:r>
+        <w:t>command :</w:t>
+      </w:r>
+      <w:proofErr w:type="gramEnd"/>
+      <w:r>
+        <w:t xml:space="preserve"> </w:t>
+      </w:r>
+      <w:proofErr w:type="spellStart"/>
+      <w:r>
+        <w:t>mkdir</w:t>
+      </w:r>
+      <w:proofErr w:type="spellEnd"/>
+      <w:r>
+        <w:t xml:space="preserve"> </w:t>
+      </w:r>
+      <w:r>
+        <w:t>&lt;</w:t>
+      </w:r>
+      <w:proofErr w:type="spellStart"/>
+      <w:r>
+        <w:t>folder_name</w:t>
+      </w:r>
+      <w:proofErr w:type="spellEnd"/>
+      <w:r>
+        <w:t>&gt; to create directory</w:t>
+      </w:r>
+    </w:p>
+    <w:p>
+      <w:pPr>
+        <w:ind w:left="720"/>
+      </w:pPr>
+      <w:r>
+        <w:t xml:space="preserve">Run </w:t>
+      </w:r>
+      <w:proofErr w:type="gramStart"/>
+      <w:r>
+        <w:t>command :</w:t>
+      </w:r>
+      <w:proofErr w:type="gramEnd"/>
+      <w:r>
+        <w:t xml:space="preserve"> touch &lt;file_nam1&gt; &lt;file_name2&gt; to </w:t>
+      </w:r>
+      <w:proofErr w:type="spellStart"/>
+      <w:r>
+        <w:t>crate</w:t>
+      </w:r>
+      <w:proofErr w:type="spellEnd"/>
+      <w:r>
+        <w:t xml:space="preserve"> a files</w:t>
       </w:r>
       <w:r>
         <w:t xml:space="preserve"> inside the main  folder.</w:t>
@@ -991,7 +1188,15 @@
     <w:p>
       <w:r>
         <w:tab/>
-        <w:t>Run command : ls /home</w:t>
+        <w:t xml:space="preserve">Run </w:t>
+      </w:r>
+      <w:proofErr w:type="gramStart"/>
+      <w:r>
+        <w:t>command :</w:t>
+      </w:r>
+      <w:proofErr w:type="gramEnd"/>
+      <w:r>
+        <w:t xml:space="preserve"> ls /home</w:t>
       </w:r>
       <w:r>
         <w:br/>
@@ -1017,7 +1222,33 @@
         <w:t>reate a new user by running</w:t>
       </w:r>
       <w:r>
-        <w:t xml:space="preserve">: sudo  adduser &lt;user_name&gt; </w:t>
+        <w:t xml:space="preserve">: </w:t>
+      </w:r>
+      <w:proofErr w:type="spellStart"/>
+      <w:proofErr w:type="gramStart"/>
+      <w:r>
+        <w:t>sudo</w:t>
+      </w:r>
+      <w:proofErr w:type="spellEnd"/>
+      <w:r>
+        <w:t xml:space="preserve">  </w:t>
+      </w:r>
+      <w:proofErr w:type="spellStart"/>
+      <w:r>
+        <w:t>adduser</w:t>
+      </w:r>
+      <w:proofErr w:type="spellEnd"/>
+      <w:proofErr w:type="gramEnd"/>
+      <w:r>
+        <w:t xml:space="preserve"> &lt;</w:t>
+      </w:r>
+      <w:proofErr w:type="spellStart"/>
+      <w:r>
+        <w:t>user_name</w:t>
+      </w:r>
+      <w:proofErr w:type="spellEnd"/>
+      <w:r>
+        <w:t xml:space="preserve">&gt; </w:t>
       </w:r>
       <w:r>
         <w:br/>
@@ -1072,6 +1303,7 @@
       <w:pPr>
         <w:ind w:left="720"/>
       </w:pPr>
+      <w:proofErr w:type="gramStart"/>
       <w:r>
         <w:rPr>
           <w:b/>
@@ -1082,6 +1314,7 @@
       <w:r>
         <w:t xml:space="preserve"> :</w:t>
       </w:r>
+      <w:proofErr w:type="gramEnd"/>
       <w:r>
         <w:br/>
       </w:r>
@@ -1141,9 +1374,27 @@
       <w:r>
         <w:t xml:space="preserve"> : </w:t>
       </w:r>
-      <w:r>
-        <w:t>chown -R new_user_sujata:new_user_sujata /main_folder</w:t>
-      </w:r>
+      <w:proofErr w:type="spellStart"/>
+      <w:r>
+        <w:t>chown</w:t>
+      </w:r>
+      <w:proofErr w:type="spellEnd"/>
+      <w:r>
+        <w:t xml:space="preserve"> -R </w:t>
+      </w:r>
+      <w:proofErr w:type="spellStart"/>
+      <w:r>
+        <w:t>new_user_sujata:new_user_sujata</w:t>
+      </w:r>
+      <w:proofErr w:type="spellEnd"/>
+      <w:r>
+        <w:t xml:space="preserve"> /</w:t>
+      </w:r>
+      <w:proofErr w:type="spellStart"/>
+      <w:r>
+        <w:t>main_folder</w:t>
+      </w:r>
+      <w:proofErr w:type="spellEnd"/>
       <w:r>
         <w:t xml:space="preserve"> </w:t>
       </w:r>
@@ -1169,6 +1420,7 @@
       <w:r>
         <w:t xml:space="preserve"> to </w:t>
       </w:r>
+      <w:proofErr w:type="spellStart"/>
       <w:r>
         <w:rPr>
           <w:b/>
@@ -1176,15 +1428,17 @@
         </w:rPr>
         <w:t>new_user_sujata</w:t>
       </w:r>
-    </w:p>
-    <w:p>
-      <w:pPr>
-        <w:ind w:left="720"/>
-        <w:rPr>
-          <w:b/>
-          <w:bCs/>
-        </w:rPr>
-      </w:pPr>
+      <w:proofErr w:type="spellEnd"/>
+    </w:p>
+    <w:p>
+      <w:pPr>
+        <w:ind w:left="720"/>
+        <w:rPr>
+          <w:b/>
+          <w:bCs/>
+        </w:rPr>
+      </w:pPr>
+      <w:proofErr w:type="gramStart"/>
       <w:r>
         <w:rPr>
           <w:b/>
@@ -1192,6 +1446,7 @@
         </w:rPr>
         <w:t>After :</w:t>
       </w:r>
+      <w:proofErr w:type="gramEnd"/>
     </w:p>
     <w:p>
       <w:pPr>
@@ -1266,6 +1521,7 @@
       <w:pPr>
         <w:ind w:firstLine="720"/>
       </w:pPr>
+      <w:bookmarkStart w:id="0" w:name="_Hlk237549208"/>
       <w:r>
         <w:t>Step 1: Connect to AWS EC2 Ubuntu instance.</w:t>
       </w:r>
@@ -1286,6 +1542,7 @@
         <w:t>Run command: clear</w:t>
       </w:r>
     </w:p>
+    <w:bookmarkEnd w:id="0"/>
     <w:p>
       <w:pPr>
         <w:ind w:left="720"/>
@@ -1353,10 +1610,23 @@
         <w:tab/>
       </w:r>
       <w:r>
-        <w:t xml:space="preserve">Run command : </w:t>
-      </w:r>
-      <w:r>
-        <w:t>chmod 770 folder1 folder2</w:t>
+        <w:t xml:space="preserve">Run </w:t>
+      </w:r>
+      <w:proofErr w:type="gramStart"/>
+      <w:r>
+        <w:t>command :</w:t>
+      </w:r>
+      <w:proofErr w:type="gramEnd"/>
+      <w:r>
+        <w:t xml:space="preserve"> </w:t>
+      </w:r>
+      <w:proofErr w:type="spellStart"/>
+      <w:r>
+        <w:t>chmod</w:t>
+      </w:r>
+      <w:proofErr w:type="spellEnd"/>
+      <w:r>
+        <w:t xml:space="preserve"> 770 folder1 folder2</w:t>
       </w:r>
       <w:r>
         <w:t xml:space="preserve"> (for directories)</w:t>
@@ -1367,7 +1637,23 @@
         <w:tab/>
       </w:r>
       <w:r>
-        <w:t>Run command : chmod 770 f</w:t>
+        <w:t xml:space="preserve">Run </w:t>
+      </w:r>
+      <w:proofErr w:type="gramStart"/>
+      <w:r>
+        <w:t>command :</w:t>
+      </w:r>
+      <w:proofErr w:type="gramEnd"/>
+      <w:r>
+        <w:t xml:space="preserve"> </w:t>
+      </w:r>
+      <w:proofErr w:type="spellStart"/>
+      <w:r>
+        <w:t>chmod</w:t>
+      </w:r>
+      <w:proofErr w:type="spellEnd"/>
+      <w:r>
+        <w:t xml:space="preserve"> 770 f</w:t>
       </w:r>
       <w:r>
         <w:t>ile1.sh file2.sh (for files)</w:t>
@@ -1437,14 +1723,513 @@
           <w:bCs/>
         </w:rPr>
       </w:pPr>
-      <w:r>
-        <w:rPr>
-          <w:b/>
-          <w:bCs/>
-        </w:rPr>
+    </w:p>
+    <w:p>
+      <w:pPr>
+        <w:rPr>
+          <w:b/>
+          <w:bCs/>
+        </w:rPr>
+      </w:pPr>
+    </w:p>
+    <w:p>
+      <w:pPr>
+        <w:rPr>
+          <w:b/>
+          <w:bCs/>
+        </w:rPr>
+      </w:pPr>
+    </w:p>
+    <w:p>
+      <w:pPr>
+        <w:rPr>
+          <w:b/>
+          <w:bCs/>
+        </w:rPr>
+      </w:pPr>
+    </w:p>
+    <w:p>
+      <w:pPr>
+        <w:rPr>
+          <w:b/>
+          <w:bCs/>
+        </w:rPr>
+      </w:pPr>
+      <w:r>
+        <w:rPr>
+          <w:b/>
+          <w:bCs/>
+        </w:rPr>
+        <w:lastRenderedPageBreak/>
         <w:t xml:space="preserve">L4 - In EC2 Ubuntu Instance install JDK and setup JAVA_HOME path environment variable </w:t>
       </w:r>
     </w:p>
+    <w:p>
+      <w:pPr>
+        <w:ind w:firstLine="720"/>
+      </w:pPr>
+      <w:r>
+        <w:t>Step 1: Connect to AWS EC2 Ubuntu instance.</w:t>
+      </w:r>
+    </w:p>
+    <w:p>
+      <w:pPr>
+        <w:ind w:firstLine="720"/>
+      </w:pPr>
+      <w:r>
+        <w:t>Step 2: Clear the terminal</w:t>
+      </w:r>
+    </w:p>
+    <w:p>
+      <w:pPr>
+        <w:ind w:left="720" w:firstLine="720"/>
+      </w:pPr>
+      <w:r>
+        <w:t>Run command: clear</w:t>
+      </w:r>
+    </w:p>
+    <w:p>
+      <w:r>
+        <w:tab/>
+        <w:t xml:space="preserve">Step </w:t>
+      </w:r>
+      <w:proofErr w:type="gramStart"/>
+      <w:r>
+        <w:t>3 :</w:t>
+      </w:r>
+      <w:proofErr w:type="gramEnd"/>
+      <w:r>
+        <w:t xml:space="preserve"> Update Ubuntu packages</w:t>
+      </w:r>
+    </w:p>
+    <w:p>
+      <w:r>
+        <w:tab/>
+      </w:r>
+      <w:r>
+        <w:tab/>
+        <w:t xml:space="preserve">Run </w:t>
+      </w:r>
+      <w:proofErr w:type="gramStart"/>
+      <w:r>
+        <w:t>command :</w:t>
+      </w:r>
+      <w:proofErr w:type="gramEnd"/>
+      <w:r>
+        <w:t xml:space="preserve"> </w:t>
+      </w:r>
+      <w:proofErr w:type="spellStart"/>
+      <w:r>
+        <w:t>sudo</w:t>
+      </w:r>
+      <w:proofErr w:type="spellEnd"/>
+      <w:r>
+        <w:t xml:space="preserve"> apt update -y</w:t>
+      </w:r>
+    </w:p>
+    <w:p>
+      <w:r>
+        <w:tab/>
+        <w:t xml:space="preserve">Step 4: Install </w:t>
+      </w:r>
+      <w:proofErr w:type="spellStart"/>
+      <w:r>
+        <w:t>jdk</w:t>
+      </w:r>
+      <w:proofErr w:type="spellEnd"/>
+    </w:p>
+    <w:p>
+      <w:pPr>
+        <w:ind w:left="720"/>
+      </w:pPr>
+      <w:r>
+        <w:tab/>
+        <w:t xml:space="preserve">Run </w:t>
+      </w:r>
+      <w:proofErr w:type="gramStart"/>
+      <w:r>
+        <w:t>command :</w:t>
+      </w:r>
+      <w:proofErr w:type="gramEnd"/>
+      <w:r>
+        <w:t xml:space="preserve"> </w:t>
+      </w:r>
+      <w:proofErr w:type="spellStart"/>
+      <w:r>
+        <w:t>sudo</w:t>
+      </w:r>
+      <w:proofErr w:type="spellEnd"/>
+      <w:r>
+        <w:t xml:space="preserve"> apt install openjdk-25-jre-headless</w:t>
+      </w:r>
+      <w:r>
+        <w:t xml:space="preserve"> -y</w:t>
+      </w:r>
+    </w:p>
+    <w:p>
+      <w:pPr>
+        <w:ind w:left="720"/>
+      </w:pPr>
+      <w:r>
+        <w:t xml:space="preserve">Step </w:t>
+      </w:r>
+      <w:proofErr w:type="gramStart"/>
+      <w:r>
+        <w:t>5 :</w:t>
+      </w:r>
+      <w:proofErr w:type="gramEnd"/>
+      <w:r>
+        <w:t xml:space="preserve"> verify installation</w:t>
+      </w:r>
+    </w:p>
+    <w:p>
+      <w:pPr>
+        <w:ind w:left="720"/>
+      </w:pPr>
+      <w:r>
+        <w:tab/>
+        <w:t>Run command: java –version</w:t>
+      </w:r>
+    </w:p>
+    <w:p>
+      <w:pPr>
+        <w:ind w:left="720"/>
+      </w:pPr>
+      <w:r>
+        <w:t xml:space="preserve">Step </w:t>
+      </w:r>
+      <w:proofErr w:type="gramStart"/>
+      <w:r>
+        <w:t>6 :</w:t>
+      </w:r>
+      <w:proofErr w:type="gramEnd"/>
+      <w:r>
+        <w:t xml:space="preserve"> </w:t>
+      </w:r>
+    </w:p>
+    <w:p>
+      <w:pPr>
+        <w:ind w:left="720" w:firstLine="720"/>
+        <w:rPr>
+          <w:b/>
+          <w:bCs/>
+        </w:rPr>
+      </w:pPr>
+      <w:r>
+        <w:rPr>
+          <w:b/>
+          <w:bCs/>
+        </w:rPr>
+        <w:t xml:space="preserve">Find the </w:t>
+      </w:r>
+      <w:proofErr w:type="gramStart"/>
+      <w:r>
+        <w:rPr>
+          <w:b/>
+          <w:bCs/>
+        </w:rPr>
+        <w:t>path,</w:t>
+      </w:r>
+      <w:proofErr w:type="gramEnd"/>
+      <w:r>
+        <w:rPr>
+          <w:b/>
+          <w:bCs/>
+        </w:rPr>
+        <w:t xml:space="preserve"> where java is installed and executable</w:t>
+      </w:r>
+    </w:p>
+    <w:p>
+      <w:pPr>
+        <w:ind w:left="720"/>
+      </w:pPr>
+      <w:r>
+        <w:tab/>
+        <w:t xml:space="preserve">Run </w:t>
+      </w:r>
+      <w:proofErr w:type="gramStart"/>
+      <w:r>
+        <w:t>command :</w:t>
+      </w:r>
+      <w:proofErr w:type="gramEnd"/>
+      <w:r>
+        <w:t xml:space="preserve"> which java</w:t>
+      </w:r>
+    </w:p>
+    <w:p>
+      <w:pPr>
+        <w:ind w:left="720"/>
+        <w:rPr>
+          <w:b/>
+          <w:bCs/>
+        </w:rPr>
+      </w:pPr>
+      <w:r>
+        <w:tab/>
+      </w:r>
+      <w:r>
+        <w:rPr>
+          <w:b/>
+          <w:bCs/>
+        </w:rPr>
+        <w:t>To see all the java executables in our PATH</w:t>
+      </w:r>
+    </w:p>
+    <w:p>
+      <w:pPr>
+        <w:ind w:left="720"/>
+      </w:pPr>
+      <w:r>
+        <w:tab/>
+        <w:t xml:space="preserve">Run </w:t>
+      </w:r>
+      <w:proofErr w:type="gramStart"/>
+      <w:r>
+        <w:t>command :</w:t>
+      </w:r>
+      <w:proofErr w:type="gramEnd"/>
+      <w:r>
+        <w:t xml:space="preserve"> which -a java</w:t>
+      </w:r>
+    </w:p>
+    <w:p>
+      <w:pPr>
+        <w:ind w:left="720"/>
+        <w:rPr>
+          <w:b/>
+          <w:bCs/>
+        </w:rPr>
+      </w:pPr>
+      <w:r>
+        <w:tab/>
+      </w:r>
+      <w:r>
+        <w:rPr>
+          <w:b/>
+          <w:bCs/>
+          <w:highlight w:val="yellow"/>
+        </w:rPr>
+        <w:t>To find actual java installation directory</w:t>
+      </w:r>
+    </w:p>
+    <w:p>
+      <w:pPr>
+        <w:ind w:left="720" w:firstLine="720"/>
+      </w:pPr>
+      <w:r>
+        <w:t xml:space="preserve">Run </w:t>
+      </w:r>
+      <w:proofErr w:type="gramStart"/>
+      <w:r>
+        <w:t>command :</w:t>
+      </w:r>
+      <w:proofErr w:type="gramEnd"/>
+      <w:r>
+        <w:t xml:space="preserve"> </w:t>
+      </w:r>
+      <w:proofErr w:type="spellStart"/>
+      <w:r>
+        <w:t>readlink</w:t>
+      </w:r>
+      <w:proofErr w:type="spellEnd"/>
+      <w:r>
+        <w:t xml:space="preserve"> -f $(which java)</w:t>
+      </w:r>
+    </w:p>
+    <w:p>
+      <w:pPr>
+        <w:ind w:left="720" w:firstLine="720"/>
+      </w:pPr>
+      <w:r>
+        <w:drawing>
+          <wp:inline distT="0" distB="0" distL="0" distR="0" wp14:anchorId="50361F35" wp14:editId="009A5A6D">
+            <wp:extent cx="5409210" cy="1809427"/>
+            <wp:effectExtent l="0" t="0" r="1270" b="635"/>
+            <wp:docPr id="1497925965" name="Picture 1"/>
+            <wp:cNvGraphicFramePr>
+              <a:graphicFrameLocks xmlns:a="http://schemas.openxmlformats.org/drawingml/2006/main" noChangeAspect="1"/>
+            </wp:cNvGraphicFramePr>
+            <a:graphic xmlns:a="http://schemas.openxmlformats.org/drawingml/2006/main">
+              <a:graphicData uri="http://schemas.openxmlformats.org/drawingml/2006/picture">
+                <pic:pic xmlns:pic="http://schemas.openxmlformats.org/drawingml/2006/picture">
+                  <pic:nvPicPr>
+                    <pic:cNvPr id="1497925965" name=""/>
+                    <pic:cNvPicPr/>
+                  </pic:nvPicPr>
+                  <pic:blipFill>
+                    <a:blip r:embed="rId20"/>
+                    <a:stretch>
+                      <a:fillRect/>
+                    </a:stretch>
+                  </pic:blipFill>
+                  <pic:spPr>
+                    <a:xfrm>
+                      <a:off x="0" y="0"/>
+                      <a:ext cx="5417938" cy="1812347"/>
+                    </a:xfrm>
+                    <a:prstGeom prst="rect">
+                      <a:avLst/>
+                    </a:prstGeom>
+                  </pic:spPr>
+                </pic:pic>
+              </a:graphicData>
+            </a:graphic>
+          </wp:inline>
+        </w:drawing>
+      </w:r>
+    </w:p>
+    <w:p/>
+    <w:p>
+      <w:pPr>
+        <w:ind w:firstLine="720"/>
+      </w:pPr>
+    </w:p>
+    <w:p>
+      <w:pPr>
+        <w:ind w:firstLine="720"/>
+      </w:pPr>
+      <w:r>
+        <w:lastRenderedPageBreak/>
+        <w:t>Step 6: Check echo $JAVA_HOME</w:t>
+      </w:r>
+    </w:p>
+    <w:p>
+      <w:pPr>
+        <w:ind w:left="720" w:firstLine="720"/>
+        <w:rPr>
+          <w:b/>
+          <w:bCs/>
+        </w:rPr>
+      </w:pPr>
+      <w:r>
+        <w:t xml:space="preserve">If </w:t>
+      </w:r>
+      <w:proofErr w:type="gramStart"/>
+      <w:r>
+        <w:t>its</w:t>
+      </w:r>
+      <w:proofErr w:type="gramEnd"/>
+      <w:r>
+        <w:t xml:space="preserve"> empty, add </w:t>
+      </w:r>
+      <w:r>
+        <w:rPr>
+          <w:b/>
+          <w:bCs/>
+        </w:rPr>
+        <w:t xml:space="preserve">setup JAVA_HOME path environment variable </w:t>
+      </w:r>
+    </w:p>
+    <w:p>
+      <w:pPr>
+        <w:ind w:left="720" w:firstLine="720"/>
+      </w:pPr>
+      <w:r>
+        <w:t>By running export JAVA_HOME =</w:t>
+      </w:r>
+      <w:r>
+        <w:t xml:space="preserve"> </w:t>
+      </w:r>
+      <w:r>
+        <w:t>/</w:t>
+      </w:r>
+      <w:proofErr w:type="spellStart"/>
+      <w:r>
+        <w:t>usr</w:t>
+      </w:r>
+      <w:proofErr w:type="spellEnd"/>
+      <w:r>
+        <w:t>/lib/</w:t>
+      </w:r>
+      <w:proofErr w:type="spellStart"/>
+      <w:r>
+        <w:t>jvm</w:t>
+      </w:r>
+      <w:proofErr w:type="spellEnd"/>
+      <w:r>
+        <w:t>/java-25-openjdk-amd64</w:t>
+      </w:r>
+    </w:p>
+    <w:p>
+      <w:pPr>
+        <w:ind w:left="720" w:firstLine="720"/>
+      </w:pPr>
+      <w:r>
+        <w:t xml:space="preserve">Then </w:t>
+      </w:r>
+      <w:proofErr w:type="gramStart"/>
+      <w:r>
+        <w:t>run :</w:t>
+      </w:r>
+      <w:proofErr w:type="gramEnd"/>
+      <w:r>
+        <w:t xml:space="preserve"> echo PATH=$JAVA_HOME/bin:$PATH</w:t>
+      </w:r>
+    </w:p>
+    <w:p>
+      <w:pPr>
+        <w:ind w:left="720" w:firstLine="720"/>
+      </w:pPr>
+      <w:r>
+        <w:t xml:space="preserve">Then </w:t>
+      </w:r>
+      <w:proofErr w:type="gramStart"/>
+      <w:r>
+        <w:t>Run :</w:t>
+      </w:r>
+      <w:proofErr w:type="gramEnd"/>
+      <w:r>
+        <w:t xml:space="preserve"> echo $PATH, To get path</w:t>
+      </w:r>
+    </w:p>
+    <w:p>
+      <w:pPr>
+        <w:ind w:left="720" w:firstLine="720"/>
+      </w:pPr>
+      <w:r>
+        <w:drawing>
+          <wp:inline distT="0" distB="0" distL="0" distR="0" wp14:anchorId="552C7B74" wp14:editId="137A40B0">
+            <wp:extent cx="5504104" cy="1635942"/>
+            <wp:effectExtent l="0" t="0" r="1905" b="2540"/>
+            <wp:docPr id="854023087" name="Picture 1"/>
+            <wp:cNvGraphicFramePr>
+              <a:graphicFrameLocks xmlns:a="http://schemas.openxmlformats.org/drawingml/2006/main" noChangeAspect="1"/>
+            </wp:cNvGraphicFramePr>
+            <a:graphic xmlns:a="http://schemas.openxmlformats.org/drawingml/2006/main">
+              <a:graphicData uri="http://schemas.openxmlformats.org/drawingml/2006/picture">
+                <pic:pic xmlns:pic="http://schemas.openxmlformats.org/drawingml/2006/picture">
+                  <pic:nvPicPr>
+                    <pic:cNvPr id="854023087" name=""/>
+                    <pic:cNvPicPr/>
+                  </pic:nvPicPr>
+                  <pic:blipFill>
+                    <a:blip r:embed="rId21"/>
+                    <a:stretch>
+                      <a:fillRect/>
+                    </a:stretch>
+                  </pic:blipFill>
+                  <pic:spPr>
+                    <a:xfrm>
+                      <a:off x="0" y="0"/>
+                      <a:ext cx="5522920" cy="1641535"/>
+                    </a:xfrm>
+                    <a:prstGeom prst="rect">
+                      <a:avLst/>
+                    </a:prstGeom>
+                  </pic:spPr>
+                </pic:pic>
+              </a:graphicData>
+            </a:graphic>
+          </wp:inline>
+        </w:drawing>
+      </w:r>
+    </w:p>
+    <w:p>
+      <w:r>
+        <w:t>|========================== L4 completed ============================|</w:t>
+      </w:r>
+    </w:p>
+    <w:p/>
     <w:p>
       <w:pPr>
         <w:rPr>
@@ -1469,6 +2254,86 @@
           <w:bCs/>
         </w:rPr>
       </w:pPr>
+    </w:p>
+    <w:p>
+      <w:pPr>
+        <w:rPr>
+          <w:b/>
+          <w:bCs/>
+        </w:rPr>
+      </w:pPr>
+    </w:p>
+    <w:p>
+      <w:pPr>
+        <w:rPr>
+          <w:b/>
+          <w:bCs/>
+        </w:rPr>
+      </w:pPr>
+    </w:p>
+    <w:p>
+      <w:pPr>
+        <w:rPr>
+          <w:b/>
+          <w:bCs/>
+        </w:rPr>
+      </w:pPr>
+    </w:p>
+    <w:p>
+      <w:pPr>
+        <w:rPr>
+          <w:b/>
+          <w:bCs/>
+        </w:rPr>
+      </w:pPr>
+    </w:p>
+    <w:p>
+      <w:pPr>
+        <w:rPr>
+          <w:b/>
+          <w:bCs/>
+        </w:rPr>
+      </w:pPr>
+    </w:p>
+    <w:p>
+      <w:pPr>
+        <w:rPr>
+          <w:b/>
+          <w:bCs/>
+        </w:rPr>
+      </w:pPr>
+    </w:p>
+    <w:p>
+      <w:pPr>
+        <w:rPr>
+          <w:b/>
+          <w:bCs/>
+        </w:rPr>
+      </w:pPr>
+    </w:p>
+    <w:p>
+      <w:pPr>
+        <w:rPr>
+          <w:b/>
+          <w:bCs/>
+        </w:rPr>
+      </w:pPr>
+    </w:p>
+    <w:p>
+      <w:pPr>
+        <w:rPr>
+          <w:b/>
+          <w:bCs/>
+        </w:rPr>
+      </w:pPr>
+    </w:p>
+    <w:p>
+      <w:pPr>
+        <w:rPr>
+          <w:b/>
+          <w:bCs/>
+        </w:rPr>
+      </w:pPr>
       <w:r>
         <w:rPr>
           <w:b/>
@@ -1491,23 +2356,38 @@
     </w:p>
     <w:p>
       <w:r>
-        <w:t>Step 2: Identify the commands to install the softwares</w:t>
-      </w:r>
-    </w:p>
-    <w:p>
-      <w:pPr>
-        <w:ind w:left="720"/>
-      </w:pPr>
-      <w:r>
-        <w:t>sudo apt install git -y</w:t>
-      </w:r>
-    </w:p>
-    <w:p>
-      <w:pPr>
-        <w:ind w:left="720"/>
-      </w:pPr>
-      <w:r>
-        <w:t>sudo apt install openjdk-25-jre-headless</w:t>
+        <w:t xml:space="preserve">Step 2: Identify the commands to install the </w:t>
+      </w:r>
+      <w:proofErr w:type="spellStart"/>
+      <w:r>
+        <w:t>softwares</w:t>
+      </w:r>
+      <w:proofErr w:type="spellEnd"/>
+    </w:p>
+    <w:p>
+      <w:pPr>
+        <w:ind w:left="720"/>
+      </w:pPr>
+      <w:proofErr w:type="spellStart"/>
+      <w:r>
+        <w:t>sudo</w:t>
+      </w:r>
+      <w:proofErr w:type="spellEnd"/>
+      <w:r>
+        <w:t xml:space="preserve"> apt install git -y</w:t>
+      </w:r>
+    </w:p>
+    <w:p>
+      <w:pPr>
+        <w:ind w:left="720"/>
+      </w:pPr>
+      <w:proofErr w:type="spellStart"/>
+      <w:r>
+        <w:t>sudo</w:t>
+      </w:r>
+      <w:proofErr w:type="spellEnd"/>
+      <w:r>
+        <w:t xml:space="preserve"> apt install openjdk-25-jre-headless</w:t>
       </w:r>
       <w:r>
         <w:t xml:space="preserve"> -y</w:t>
@@ -1517,8 +2397,13 @@
       <w:pPr>
         <w:ind w:left="720"/>
       </w:pPr>
-      <w:r>
-        <w:t>sudo apt install maven</w:t>
+      <w:proofErr w:type="spellStart"/>
+      <w:r>
+        <w:t>sudo</w:t>
+      </w:r>
+      <w:proofErr w:type="spellEnd"/>
+      <w:r>
+        <w:t xml:space="preserve"> apt install maven</w:t>
       </w:r>
     </w:p>
     <w:p>
@@ -1530,8 +2415,13 @@
       <w:r>
         <w:tab/>
       </w:r>
-      <w:r>
-        <w:t>#!/bin/bash</w:t>
+      <w:proofErr w:type="gramStart"/>
+      <w:r>
+        <w:t>#!/</w:t>
+      </w:r>
+      <w:proofErr w:type="gramEnd"/>
+      <w:r>
+        <w:t>bin/bash</w:t>
       </w:r>
     </w:p>
     <w:p>
@@ -1562,8 +2452,13 @@
       <w:pPr>
         <w:ind w:left="720"/>
       </w:pPr>
-      <w:r>
-        <w:t>sudo apt update -y</w:t>
+      <w:proofErr w:type="spellStart"/>
+      <w:r>
+        <w:t>sudo</w:t>
+      </w:r>
+      <w:proofErr w:type="spellEnd"/>
+      <w:r>
+        <w:t xml:space="preserve"> apt update -y</w:t>
       </w:r>
     </w:p>
     <w:p>
@@ -1586,40 +2481,71 @@
       <w:pPr>
         <w:ind w:left="720"/>
       </w:pPr>
-      <w:r>
-        <w:t>sudo apt install git -y</w:t>
-      </w:r>
-    </w:p>
-    <w:p>
-      <w:pPr>
-        <w:ind w:left="720"/>
-      </w:pPr>
-      <w:r>
-        <w:t>echo "Insatll Java"</w:t>
-      </w:r>
-    </w:p>
-    <w:p>
-      <w:pPr>
-        <w:ind w:left="720"/>
-      </w:pPr>
-      <w:r>
-        <w:t>sudo apt install openjdk-25-jre-headless -y</w:t>
-      </w:r>
-    </w:p>
-    <w:p>
-      <w:pPr>
-        <w:ind w:left="720"/>
-      </w:pPr>
-      <w:r>
-        <w:t>echo "Insatll Maven"</w:t>
-      </w:r>
-    </w:p>
-    <w:p>
-      <w:pPr>
-        <w:ind w:left="720"/>
-      </w:pPr>
-      <w:r>
-        <w:t>sudo apt install maven</w:t>
+      <w:proofErr w:type="spellStart"/>
+      <w:r>
+        <w:t>sudo</w:t>
+      </w:r>
+      <w:proofErr w:type="spellEnd"/>
+      <w:r>
+        <w:t xml:space="preserve"> apt install git -y</w:t>
+      </w:r>
+    </w:p>
+    <w:p>
+      <w:pPr>
+        <w:ind w:left="720"/>
+      </w:pPr>
+      <w:r>
+        <w:t>echo "</w:t>
+      </w:r>
+      <w:proofErr w:type="spellStart"/>
+      <w:r>
+        <w:t>Insatll</w:t>
+      </w:r>
+      <w:proofErr w:type="spellEnd"/>
+      <w:r>
+        <w:t xml:space="preserve"> Java"</w:t>
+      </w:r>
+    </w:p>
+    <w:p>
+      <w:pPr>
+        <w:ind w:left="720"/>
+      </w:pPr>
+      <w:proofErr w:type="spellStart"/>
+      <w:r>
+        <w:t>sudo</w:t>
+      </w:r>
+      <w:proofErr w:type="spellEnd"/>
+      <w:r>
+        <w:t xml:space="preserve"> apt install openjdk-25-jre-headless -y</w:t>
+      </w:r>
+    </w:p>
+    <w:p>
+      <w:pPr>
+        <w:ind w:left="720"/>
+      </w:pPr>
+      <w:r>
+        <w:t>echo "</w:t>
+      </w:r>
+      <w:proofErr w:type="spellStart"/>
+      <w:r>
+        <w:t>Insatll</w:t>
+      </w:r>
+      <w:proofErr w:type="spellEnd"/>
+      <w:r>
+        <w:t xml:space="preserve"> Maven"</w:t>
+      </w:r>
+    </w:p>
+    <w:p>
+      <w:pPr>
+        <w:ind w:left="720"/>
+      </w:pPr>
+      <w:proofErr w:type="spellStart"/>
+      <w:r>
+        <w:t>sudo</w:t>
+      </w:r>
+      <w:proofErr w:type="spellEnd"/>
+      <w:r>
+        <w:t xml:space="preserve"> apt install maven</w:t>
       </w:r>
     </w:p>
     <w:p>
@@ -1647,7 +2573,15 @@
     <w:p>
       <w:r>
         <w:lastRenderedPageBreak/>
-        <w:t>echo "Git Version :"</w:t>
+        <w:t xml:space="preserve">echo "Git </w:t>
+      </w:r>
+      <w:proofErr w:type="gramStart"/>
+      <w:r>
+        <w:t>Version :</w:t>
+      </w:r>
+      <w:proofErr w:type="gramEnd"/>
+      <w:r>
+        <w:t>"</w:t>
       </w:r>
     </w:p>
     <w:p>
@@ -1658,7 +2592,15 @@
     <w:p/>
     <w:p>
       <w:r>
-        <w:t>echo "Java Version :"</w:t>
+        <w:t xml:space="preserve">echo "Java </w:t>
+      </w:r>
+      <w:proofErr w:type="gramStart"/>
+      <w:r>
+        <w:t>Version :</w:t>
+      </w:r>
+      <w:proofErr w:type="gramEnd"/>
+      <w:r>
+        <w:t>"</w:t>
       </w:r>
     </w:p>
     <w:p>
@@ -1669,12 +2611,25 @@
     <w:p/>
     <w:p>
       <w:r>
-        <w:t>echo "Maven Version :"</w:t>
-      </w:r>
-    </w:p>
-    <w:p>
-      <w:r>
-        <w:t>mvn --version</w:t>
+        <w:t xml:space="preserve">echo "Maven </w:t>
+      </w:r>
+      <w:proofErr w:type="gramStart"/>
+      <w:r>
+        <w:t>Version :</w:t>
+      </w:r>
+      <w:proofErr w:type="gramEnd"/>
+      <w:r>
+        <w:t>"</w:t>
+      </w:r>
+    </w:p>
+    <w:p>
+      <w:proofErr w:type="spellStart"/>
+      <w:r>
+        <w:t>mvn</w:t>
+      </w:r>
+      <w:proofErr w:type="spellEnd"/>
+      <w:r>
+        <w:t xml:space="preserve"> --version</w:t>
       </w:r>
     </w:p>
     <w:p/>
@@ -1719,7 +2674,7 @@
                     <pic:cNvPicPr/>
                   </pic:nvPicPr>
                   <pic:blipFill>
-                    <a:blip r:embed="rId20"/>
+                    <a:blip r:embed="rId22"/>
                     <a:stretch>
                       <a:fillRect/>
                     </a:stretch>
@@ -1741,10 +2696,12 @@
       </w:r>
     </w:p>
     <w:p>
+      <w:proofErr w:type="gramStart"/>
       <w:r>
         <w:lastRenderedPageBreak/>
         <w:t>Result :</w:t>
       </w:r>
+      <w:proofErr w:type="gramEnd"/>
     </w:p>
     <w:p>
       <w:pPr>
@@ -1767,7 +2724,7 @@
                     <pic:cNvPicPr/>
                   </pic:nvPicPr>
                   <pic:blipFill>
-                    <a:blip r:embed="rId21"/>
+                    <a:blip r:embed="rId23"/>
                     <a:stretch>
                       <a:fillRect/>
                     </a:stretch>
@@ -1829,9 +2786,9 @@
       </w:r>
     </w:p>
     <w:sectPr>
-      <w:footerReference w:type="even" r:id="rId22"/>
-      <w:footerReference w:type="default" r:id="rId23"/>
-      <w:footerReference w:type="first" r:id="rId24"/>
+      <w:footerReference w:type="even" r:id="rId24"/>
+      <w:footerReference w:type="default" r:id="rId25"/>
+      <w:footerReference w:type="first" r:id="rId26"/>
       <w:pgSz w:w="12240" w:h="15840"/>
       <w:pgMar w:top="1440" w:right="1440" w:bottom="1440" w:left="1440" w:header="720" w:footer="720" w:gutter="0"/>
       <w:cols w:space="720"/>
@@ -2681,7 +3638,7 @@
   <w:style w:type="paragraph" w:default="1" w:styleId="Normal">
     <w:name w:val="Normal"/>
     <w:qFormat/>
-    <w:rsid w:val="00B37FC8"/>
+    <w:rsid w:val="001B4C0A"/>
   </w:style>
   <w:style w:type="paragraph" w:styleId="Heading1">
     <w:name w:val="heading 1"/>
